--- a/docs/GNI_PHI003_Complete.docx
+++ b/docs/GNI_PHI003_Complete.docx
@@ -7362,7 +7362,7 @@
                 <w:sz w:val="20"/>
                 <w:szCs w:val="20"/>
               </w:rPr>
-              <w:t xml:space="preserve">LENS confirmed RT runs OP-033 (label-only framing) as its dominant editorial operation. This is not news. It is influence operation.</w:t>
+              <w:t xml:space="preserve">Partner B confirmed RT runs OP-033 (label-only framing) as its dominant editorial operation. This is not news. It is influence operation.</w:t>
             </w:r>
           </w:p>
         </w:tc>
